--- a/03_分镜与Prompt/54/第54集_分镜Prompt与覆盖镜头池_V8.3.1.docx
+++ b/03_分镜与Prompt/54/第54集_分镜Prompt与覆盖镜头池_V8.3.1.docx
@@ -1,5 +1,5 @@
 
-<file path=word\document.xml><?xml version="1.0" encoding="utf-8"?>
+<file path=word/document.xml><?xml version="1.0" encoding="utf-8"?>
 <w:document xmlns:w="http://schemas.openxmlformats.org/wordprocessingml/2006/main">
   <w:body>
     <w:p>
@@ -613,7 +613,7 @@
     </w:p>
     <w:p>
       <w:r>
-        <w:t xml:space="preserve">镜头二，持续4秒。宸王府秦琥侧位，秦琥中近景，轻微推近。秦琥眼神发亮，继续开口说话。音频同步：秦琥声音带着压不住的欢喜，说出“我便满心欢喜，半点不觉得累！”</w:t>
+        <w:t>镜头二，持续4秒。宸王府秦琥侧位，秦琥中近景，轻微推近。秦琥眼睛微微睁大，嘴角抬起，继续开口说话。音频同步：秦琥声音带着压不住的欢喜，说出“我便满心欢喜，半点不觉得累！”</w:t>
       </w:r>
     </w:p>
     <w:p>
@@ -1423,7 +1423,7 @@
     </w:p>
     <w:p>
       <w:r>
-        <w:t xml:space="preserve">镜头四，持续4秒。宸王府秦珀侧位，秦珀中近景，固定机位。秦珀脸色骤变，抬头看向凤昭方向，开口说话，口型跟随秦珀参考音频。音频同步：秦珀语气急促，说出“殿下恕罪！兄长言行无状。”</w:t>
+        <w:t>镜头四，持续4秒。宸王府秦珀侧位，秦珀中近景，固定机位。秦珀肩背一僵，眉心收紧，抬头看向凤昭方向，开口说话，口型跟随秦珀参考音频。音频同步：秦珀语气急促，说出“殿下恕罪！兄长言行无状。”</w:t>
       </w:r>
     </w:p>
     <w:p>
@@ -1566,7 +1566,7 @@
     </w:p>
     <w:p>
       <w:r>
-        <w:t xml:space="preserve">镜头一，持续4秒。宸王府秦珀侧位，双人中景，固定机位。秦珀起身抓住秦琥前臂，推着秦琥往门口方向走，秦琥脚步后退，脸上仍带着慌乱。</w:t>
+        <w:t>镜头一，持续4秒。宸王府秦珀侧位，双人中景，固定机位。秦珀起身抓住秦琥前臂，推着秦琥往门口方向走，秦琥脚步后退，嘴唇微张，视线短促移开。</w:t>
       </w:r>
     </w:p>
     <w:p>
@@ -1581,7 +1581,7 @@
     </w:p>
     <w:p>
       <w:r>
-        <w:t xml:space="preserve">镜头四，持续3秒。宸王府凤昭主位，凤昭中近景，固定机位。凤昭神色如常，目光看向秦琥离去的方向，唇角还未完全扬起。</w:t>
+        <w:t>镜头四，持续3秒。宸王府凤昭主位，凤昭中近景，固定机位。凤昭眉眼平稳，目光看向秦琥离去的方向，唇角还未完全扬起。</w:t>
       </w:r>
     </w:p>
     <w:p>
@@ -1699,7 +1699,7 @@
     </w:p>
     <w:p>
       <w:r>
-        <w:t xml:space="preserve">镜头一，持续4秒。宸王府凤昭主位，凤昭近景，固定机位。凤昭嘴唇保持闭合，眼底闪过兴味，视线仍停在秦琥离去的方向。音频同步：凤昭OS为画外内心声，声音轻慢，响起“这等性子，这等容貌，急眼的样子，倒是愈发有趣了。”</w:t>
+        <w:t>镜头一，持续4秒。宸王府凤昭主位，凤昭近景，固定机位。凤昭嘴唇保持闭合，眉尾轻轻抬起，视线仍停在秦琥离去的方向。音频同步：凤昭OS为画外内心声，声音轻慢，响起“这等性子，这等容貌，急眼的样子，倒是愈发有趣了。”</w:t>
       </w:r>
     </w:p>
     <w:p>
@@ -1709,7 +1709,7 @@
     </w:p>
     <w:p>
       <w:r>
-        <w:t xml:space="preserve">镜头三，持续3秒。宸王府凤昭主位，凤昭中近景，轻微推近。凤昭抬眼看向门口方向，唇角停着浅淡又玩味的笑意，烛火在她发饰边缘轻轻闪动。</w:t>
+        <w:t>镜头三，持续3秒。宸王府凤昭主位，凤昭中近景，轻微推近。凤昭抬眼看向门口方向，唇角浅浅抬起，烛火在她发饰边缘轻轻闪动。</w:t>
       </w:r>
     </w:p>
     <w:p>
@@ -2161,7 +2161,7 @@
     </w:p>
     <w:p>
       <w:r>
-        <w:t xml:space="preserve">覆盖镜头54-1-C12，持续3秒。宸王府凤昭主位，凤昭近景，固定机位。凤昭看向月弦，嘴唇保持闭合，眼神短暂停顿。音频同步：凤昭OS为画外内心声，声音轻慢。</w:t>
+        <w:t>覆盖镜头54-1-C12，持续3秒。宸王府凤昭主位，凤昭近景，固定机位。凤昭看向月弦，嘴唇保持闭合，眼神短暂停顿。音频同步：凤昭OS为画外内心声，声音轻慢，响起“倒是桩巧事。”</w:t>
       </w:r>
     </w:p>
     <w:p>
@@ -2176,7 +2176,7 @@
     </w:p>
     <w:p>
       <w:r>
-        <w:t xml:space="preserve">覆盖镜头54-1-C15，持续3秒。宸王府凤昭主位，凤昭近景，轻微推近。凤昭看向门口方向，嘴唇保持闭合，唇角露出浅淡又玩味的笑意。</w:t>
+        <w:t>覆盖镜头54-1-C15，持续3秒。宸王府凤昭主位，凤昭近景，轻微推近。凤昭看向门口方向，嘴唇保持闭合，唇角浅浅抬起。</w:t>
       </w:r>
     </w:p>
     <w:p>
@@ -2229,22 +2229,22 @@
     </w:p>
     <w:p>
       <w:r>
-        <w:t xml:space="preserve">A. 格式硬检：通过。每组为独立可复制单文本框；每组只放本组可见、可听或承担场景光影基准的资产；等号前为镜头使用名，等号后为资产登记名；每个镜头第一场景名均命中场景资产锚定等号前名称；每组总时长不超过 15 秒；单镜头时长为 1 秒或 0.5 秒；固定 Negative 使用 V8.3.1 写法；字幕、音乐和光影禁止项未写入镜头正文。</w:t>
-      </w:r>
-    </w:p>
-    <w:p>
-      <w:r>
-        <w:t xml:space="preserve">B. 导演连续性实检：通过。G01 兄弟入殿下跪，G02 凤昭扶秦琥、秦珀跟着站起，G03 秦琥说话后拉秦珀再次下跪，G04 求亲，G05 月弦羞怯与凤昭同意，G06 秦珀提醒秦琥，G07 凤昭再次扶秦琥，G08 秦琥失神拉手且秦珀道歉，G09 秦珀推秦琥离开，G10 凤昭独自收尾。人物位置、跪站状态、手部动作、门口方向和主位方向均连续。</w:t>
-      </w:r>
-    </w:p>
-    <w:p>
-      <w:r>
-        <w:t xml:space="preserve">C. 修正版：已输出完整修正版。</w:t>
-      </w:r>
-    </w:p>
-    <w:p>
-      <w:r>
-        <w:t xml:space="preserve">处理：V8.3.1 检查通过。</w:t>
+        <w:t>A. 格式硬检：通过。G01-G10 主镜头组总时长分别为 13、15、15、15、15、15、15、15、15、11 秒，均不超过 15 秒；CG01-CG03 覆盖镜头组总时长分别为 14、14.5、14.5 秒，覆盖镜头单列，不并入主镜头组。每组只放本组可见、可听或承担场景光影基准的资产；每个镜头第一场景名均命中场景资产锚定等号前名称；单镜头时长为 1 秒或 0.5 秒；固定 Negative 使用 V8.3.1 写法；字幕、音乐和光影禁止项未写入镜头正文。</w:t>
+      </w:r>
+    </w:p>
+    <w:p>
+      <w:r>
+        <w:t>B. 导演连续性实检：通过。G01 兄弟入殿下跪，G02 凤昭扶秦琥、秦珀跟着站起，G03 秦琥说话后拉秦珀再次下跪，G04 求亲，G05 月弦羞怯与凤昭同意，G06 秦珀提醒秦琥，G07 凤昭再次扶秦琥，G08 秦琥失神拉手且秦珀道歉，G09 秦珀推秦琥离开，G10 凤昭独自收尾。人物位置、跪站状态、手部动作、门口方向和主位方向连续。</w:t>
+      </w:r>
+    </w:p>
+    <w:p>
+      <w:r>
+        <w:t>覆盖镜头逐条检查：通过。C01-C15 均包含覆盖镜头编号、持续时间、场景资产使用名、景别、机位 / 运镜、可见主体、唯一主动作或环境变化、声音状态；C12 已补入短 OS，避免只有声音情绪没有具体内容。</w:t>
+      </w:r>
+    </w:p>
+    <w:p>
+      <w:r>
+        <w:t>C. 修正版：已完成局部修正，清理本轮识别出的抽象或高风险表述，保持总时长、单镜持续时间、资产锚定、覆盖镜头池结构不变。处理：V8.3.1 检查通过。</w:t>
       </w:r>
     </w:p>
     <w:sectPr>
